--- a/documents/docx/10-consent-and-privacy-notice.docx
+++ b/documents/docx/10-consent-and-privacy-notice.docx
@@ -910,7 +910,7 @@
                 <w:sz w:val="20"/>
                 <w:szCs w:val="20"/>
               </w:rPr>
-              <w:t xml:space="preserve">+264 81 264 6222</w:t>
+              <w:t xml:space="preserve">+264 81 281 9840</w:t>
             </w:r>
           </w:p>
         </w:tc>
@@ -9212,7 +9212,7 @@
         <w:sz w:val="15"/>
         <w:szCs w:val="15"/>
       </w:rPr>
-      <w:t xml:space="preserve">Cell +264 81 281 9840   ·   WhatsApp +264 81 264 6222</w:t>
+      <w:t xml:space="preserve">Cell &amp; WhatsApp +264 81 281 9840</w:t>
     </w:r>
   </w:p>
   <w:p>
